--- a/Devops Project 3 Outputs.docx
+++ b/Devops Project 3 Outputs.docx
@@ -11,14 +11,25 @@
           <w:szCs w:val="28"/>
         </w:rPr>
       </w:pPr>
-      <w:r>
-        <w:rPr>
-          <w:b/>
-          <w:bCs/>
-          <w:sz w:val="28"/>
-          <w:szCs w:val="28"/>
-        </w:rPr>
-        <w:t>Devops Project 3 Outputs:</w:t>
+      <w:proofErr w:type="spellStart"/>
+      <w:r>
+        <w:rPr>
+          <w:b/>
+          <w:bCs/>
+          <w:sz w:val="28"/>
+          <w:szCs w:val="28"/>
+        </w:rPr>
+        <w:t>Devops</w:t>
+      </w:r>
+      <w:proofErr w:type="spellEnd"/>
+      <w:r>
+        <w:rPr>
+          <w:b/>
+          <w:bCs/>
+          <w:sz w:val="28"/>
+          <w:szCs w:val="28"/>
+        </w:rPr>
+        <w:t xml:space="preserve"> Project 3 Outputs:</w:t>
       </w:r>
     </w:p>
     <w:p>
@@ -943,6 +954,88 @@
       </w:r>
     </w:p>
     <w:p/>
+    <w:p/>
+    <w:p>
+      <w:r>
+        <w:lastRenderedPageBreak/>
+        <w:drawing>
+          <wp:inline distT="0" distB="0" distL="0" distR="0" wp14:anchorId="47BC812F" wp14:editId="159773F9">
+            <wp:extent cx="5731510" cy="2872105"/>
+            <wp:effectExtent l="0" t="0" r="2540" b="4445"/>
+            <wp:docPr id="914078091" name="Picture 1"/>
+            <wp:cNvGraphicFramePr>
+              <a:graphicFrameLocks xmlns:a="http://schemas.openxmlformats.org/drawingml/2006/main" noChangeAspect="1"/>
+            </wp:cNvGraphicFramePr>
+            <a:graphic xmlns:a="http://schemas.openxmlformats.org/drawingml/2006/main">
+              <a:graphicData uri="http://schemas.openxmlformats.org/drawingml/2006/picture">
+                <pic:pic xmlns:pic="http://schemas.openxmlformats.org/drawingml/2006/picture">
+                  <pic:nvPicPr>
+                    <pic:cNvPr id="914078091" name=""/>
+                    <pic:cNvPicPr/>
+                  </pic:nvPicPr>
+                  <pic:blipFill>
+                    <a:blip r:embed="rId21"/>
+                    <a:stretch>
+                      <a:fillRect/>
+                    </a:stretch>
+                  </pic:blipFill>
+                  <pic:spPr>
+                    <a:xfrm>
+                      <a:off x="0" y="0"/>
+                      <a:ext cx="5731510" cy="2872105"/>
+                    </a:xfrm>
+                    <a:prstGeom prst="rect">
+                      <a:avLst/>
+                    </a:prstGeom>
+                  </pic:spPr>
+                </pic:pic>
+              </a:graphicData>
+            </a:graphic>
+          </wp:inline>
+        </w:drawing>
+      </w:r>
+    </w:p>
+    <w:p/>
+    <w:p>
+      <w:r>
+        <w:drawing>
+          <wp:inline distT="0" distB="0" distL="0" distR="0" wp14:anchorId="1573F2D4" wp14:editId="420B823D">
+            <wp:extent cx="5731510" cy="2867660"/>
+            <wp:effectExtent l="0" t="0" r="2540" b="8890"/>
+            <wp:docPr id="1265233710" name="Picture 1"/>
+            <wp:cNvGraphicFramePr>
+              <a:graphicFrameLocks xmlns:a="http://schemas.openxmlformats.org/drawingml/2006/main" noChangeAspect="1"/>
+            </wp:cNvGraphicFramePr>
+            <a:graphic xmlns:a="http://schemas.openxmlformats.org/drawingml/2006/main">
+              <a:graphicData uri="http://schemas.openxmlformats.org/drawingml/2006/picture">
+                <pic:pic xmlns:pic="http://schemas.openxmlformats.org/drawingml/2006/picture">
+                  <pic:nvPicPr>
+                    <pic:cNvPr id="1265233710" name=""/>
+                    <pic:cNvPicPr/>
+                  </pic:nvPicPr>
+                  <pic:blipFill>
+                    <a:blip r:embed="rId22"/>
+                    <a:stretch>
+                      <a:fillRect/>
+                    </a:stretch>
+                  </pic:blipFill>
+                  <pic:spPr>
+                    <a:xfrm>
+                      <a:off x="0" y="0"/>
+                      <a:ext cx="5731510" cy="2867660"/>
+                    </a:xfrm>
+                    <a:prstGeom prst="rect">
+                      <a:avLst/>
+                    </a:prstGeom>
+                  </pic:spPr>
+                </pic:pic>
+              </a:graphicData>
+            </a:graphic>
+          </wp:inline>
+        </w:drawing>
+      </w:r>
+    </w:p>
+    <w:p/>
     <w:p>
       <w:r>
         <w:lastRenderedPageBreak/>
@@ -962,7 +1055,7 @@
                     <pic:cNvPicPr/>
                   </pic:nvPicPr>
                   <pic:blipFill>
-                    <a:blip r:embed="rId21"/>
+                    <a:blip r:embed="rId23"/>
                     <a:stretch>
                       <a:fillRect/>
                     </a:stretch>
@@ -1001,7 +1094,7 @@
                     <pic:cNvPicPr/>
                   </pic:nvPicPr>
                   <pic:blipFill>
-                    <a:blip r:embed="rId22"/>
+                    <a:blip r:embed="rId24"/>
                     <a:stretch>
                       <a:fillRect/>
                     </a:stretch>
@@ -1041,7 +1134,7 @@
                     <pic:cNvPicPr/>
                   </pic:nvPicPr>
                   <pic:blipFill>
-                    <a:blip r:embed="rId23"/>
+                    <a:blip r:embed="rId25"/>
                     <a:stretch>
                       <a:fillRect/>
                     </a:stretch>
@@ -1082,7 +1175,7 @@
                     <pic:cNvPicPr/>
                   </pic:nvPicPr>
                   <pic:blipFill>
-                    <a:blip r:embed="rId24"/>
+                    <a:blip r:embed="rId26"/>
                     <a:stretch>
                       <a:fillRect/>
                     </a:stretch>
